--- a/pyxrfpwr_im.docx
+++ b/pyxrfpwr_im.docx
@@ -1,6 +1,6 @@
 
 <file path=word/document.xml><?xml version="1.0" encoding="utf-8"?>
-<w:document xmlns:wpc="http://schemas.microsoft.com/office/word/2010/wordprocessingCanvas" xmlns:cx="http://schemas.microsoft.com/office/drawing/2014/chartex" xmlns:cx1="http://schemas.microsoft.com/office/drawing/2015/9/8/chartex" xmlns:cx2="http://schemas.microsoft.com/office/drawing/2015/10/21/chartex" xmlns:cx3="http://schemas.microsoft.com/office/drawing/2016/5/9/chartex" xmlns:cx4="http://schemas.microsoft.com/office/drawing/2016/5/10/chartex" xmlns:cx5="http://schemas.microsoft.com/office/drawing/2016/5/11/chartex" xmlns:cx6="http://schemas.microsoft.com/office/drawing/2016/5/12/chartex" xmlns:cx7="http://schemas.microsoft.com/office/drawing/2016/5/13/chartex" xmlns:cx8="http://schemas.microsoft.com/office/drawing/2016/5/14/chartex" xmlns:mc="http://schemas.openxmlformats.org/markup-compatibility/2006" xmlns:aink="http://schemas.microsoft.com/office/drawing/2016/ink" xmlns:am3d="http://schemas.microsoft.com/office/drawing/2017/model3d" xmlns:o="urn:schemas-microsoft-com:office:office" xmlns:oel="http://schemas.microsoft.com/office/2019/extlst" xmlns:r="http://schemas.openxmlformats.org/officeDocument/2006/relationships" xmlns:m="http://schemas.openxmlformats.org/officeDocument/2006/math" xmlns:v="urn:schemas-microsoft-com:vml" xmlns:wp14="http://schemas.microsoft.com/office/word/2010/wordprocessingDrawing" xmlns:wp="http://schemas.openxmlformats.org/drawingml/2006/wordprocessingDrawing" xmlns:w10="urn:schemas-microsoft-com:office:word" xmlns:w="http://schemas.openxmlformats.org/wordprocessingml/2006/main" xmlns:w14="http://schemas.microsoft.com/office/word/2010/wordml" xmlns:w15="http://schemas.microsoft.com/office/word/2012/wordml" xmlns:w16cex="http://schemas.microsoft.com/office/word/2018/wordml/cex" xmlns:w16cid="http://schemas.microsoft.com/office/word/2016/wordml/cid" xmlns:w16="http://schemas.microsoft.com/office/word/2018/wordml" xmlns:w16du="http://schemas.microsoft.com/office/word/2023/wordml/word16du" xmlns:w16sdtdh="http://schemas.microsoft.com/office/word/2020/wordml/sdtdatahash" xmlns:w16se="http://schemas.microsoft.com/office/word/2015/wordml/symex" xmlns:wpg="http://schemas.microsoft.com/office/word/2010/wordprocessingGroup" xmlns:wpi="http://schemas.microsoft.com/office/word/2010/wordprocessingInk" xmlns:wne="http://schemas.microsoft.com/office/word/2006/wordml" xmlns:wps="http://schemas.microsoft.com/office/word/2010/wordprocessingShape" mc:Ignorable="w14 w15 w16se w16cid w16 w16cex w16sdtdh w16du wp14">
+<w:document xmlns:wpc="http://schemas.microsoft.com/office/word/2010/wordprocessingCanvas" xmlns:cx="http://schemas.microsoft.com/office/drawing/2014/chartex" xmlns:cx1="http://schemas.microsoft.com/office/drawing/2015/9/8/chartex" xmlns:cx2="http://schemas.microsoft.com/office/drawing/2015/10/21/chartex" xmlns:cx3="http://schemas.microsoft.com/office/drawing/2016/5/9/chartex" xmlns:cx4="http://schemas.microsoft.com/office/drawing/2016/5/10/chartex" xmlns:cx5="http://schemas.microsoft.com/office/drawing/2016/5/11/chartex" xmlns:cx6="http://schemas.microsoft.com/office/drawing/2016/5/12/chartex" xmlns:cx7="http://schemas.microsoft.com/office/drawing/2016/5/13/chartex" xmlns:cx8="http://schemas.microsoft.com/office/drawing/2016/5/14/chartex" xmlns:mc="http://schemas.openxmlformats.org/markup-compatibility/2006" xmlns:aink="http://schemas.microsoft.com/office/drawing/2016/ink" xmlns:am3d="http://schemas.microsoft.com/office/drawing/2017/model3d" xmlns:o="urn:schemas-microsoft-com:office:office" xmlns:oel="http://schemas.microsoft.com/office/2019/extlst" xmlns:r="http://schemas.openxmlformats.org/officeDocument/2006/relationships" xmlns:m="http://schemas.openxmlformats.org/officeDocument/2006/math" xmlns:v="urn:schemas-microsoft-com:vml" xmlns:wp14="http://schemas.microsoft.com/office/word/2010/wordprocessingDrawing" xmlns:wp="http://schemas.openxmlformats.org/drawingml/2006/wordprocessingDrawing" xmlns:w10="urn:schemas-microsoft-com:office:word" xmlns:w="http://schemas.openxmlformats.org/wordprocessingml/2006/main" xmlns:w14="http://schemas.microsoft.com/office/word/2010/wordml" xmlns:w15="http://schemas.microsoft.com/office/word/2012/wordml" xmlns:w16cex="http://schemas.microsoft.com/office/word/2018/wordml/cex" xmlns:w16cid="http://schemas.microsoft.com/office/word/2016/wordml/cid" xmlns:w16="http://schemas.microsoft.com/office/word/2018/wordml" xmlns:w16du="http://schemas.microsoft.com/office/word/2023/wordml/word16du" xmlns:w16sdtdh="http://schemas.microsoft.com/office/word/2020/wordml/sdtdatahash" xmlns:w16sdtfl="http://schemas.microsoft.com/office/word/2024/wordml/sdtformatlock" xmlns:w16se="http://schemas.microsoft.com/office/word/2015/wordml/symex" xmlns:wpg="http://schemas.microsoft.com/office/word/2010/wordprocessingGroup" xmlns:wpi="http://schemas.microsoft.com/office/word/2010/wordprocessingInk" xmlns:wne="http://schemas.microsoft.com/office/word/2006/wordml" xmlns:wps="http://schemas.microsoft.com/office/word/2010/wordprocessingShape" mc:Ignorable="w14 w15 w16se w16cid w16 w16cex w16sdtdh w16sdtfl w16du wp14">
   <w:body>
     <w:p>
       <w:pPr>
@@ -29,67 +29,6 @@
           <w:u w:val="single"/>
         </w:rPr>
         <w:t xml:space="preserve"> Instruction Manual</w:t>
-      </w:r>
-    </w:p>
-    <w:p>
-      <w:pPr>
-        <w:jc w:val="center"/>
-        <w:rPr>
-          <w:rFonts w:ascii="Times New Roman" w:hAnsi="Times New Roman" w:cs="Times New Roman"/>
-        </w:rPr>
-      </w:pPr>
-      <w:r>
-        <w:rPr>
-          <w:rFonts w:ascii="Times New Roman" w:hAnsi="Times New Roman" w:cs="Times New Roman"/>
-        </w:rPr>
-        <w:t>B</w:t>
-      </w:r>
-      <w:r>
-        <w:rPr>
-          <w:rFonts w:ascii="Times New Roman" w:hAnsi="Times New Roman" w:cs="Times New Roman"/>
-        </w:rPr>
-        <w:t>.</w:t>
-      </w:r>
-      <w:r>
-        <w:rPr>
-          <w:rFonts w:ascii="Times New Roman" w:hAnsi="Times New Roman" w:cs="Times New Roman"/>
-        </w:rPr>
-        <w:t xml:space="preserve"> Roter</w:t>
-      </w:r>
-      <w:r>
-        <w:rPr>
-          <w:rFonts w:ascii="Times New Roman" w:hAnsi="Times New Roman" w:cs="Times New Roman"/>
-        </w:rPr>
-        <w:t xml:space="preserve"> (</w:t>
-      </w:r>
-      <w:hyperlink r:id="rId7" w:history="1">
-        <w:r>
-          <w:rPr>
-            <w:rStyle w:val="Hyperlink"/>
-            <w:rFonts w:ascii="Times New Roman" w:hAnsi="Times New Roman" w:cs="Times New Roman"/>
-          </w:rPr>
-          <w:t>benjaminroter2026@u.northwestern.edu</w:t>
-        </w:r>
-      </w:hyperlink>
-      <w:r>
-        <w:rPr>
-          <w:rFonts w:ascii="Times New Roman" w:hAnsi="Times New Roman" w:cs="Times New Roman"/>
-        </w:rPr>
-        <w:t>)</w:t>
-      </w:r>
-    </w:p>
-    <w:p>
-      <w:pPr>
-        <w:jc w:val="center"/>
-        <w:rPr>
-          <w:rFonts w:ascii="Times New Roman" w:hAnsi="Times New Roman" w:cs="Times New Roman"/>
-        </w:rPr>
-      </w:pPr>
-      <w:r>
-        <w:rPr>
-          <w:rFonts w:ascii="Times New Roman" w:hAnsi="Times New Roman" w:cs="Times New Roman"/>
-        </w:rPr>
-        <w:t>Northwestern University</w:t>
       </w:r>
     </w:p>
     <w:p>
@@ -827,7 +766,6 @@
           <w:i/>
           <w:iCs/>
         </w:rPr>
-        <w:lastRenderedPageBreak/>
         <w:t>Experimental Setup Information</w:t>
       </w:r>
     </w:p>
@@ -859,6 +797,7 @@
         <w:rPr>
           <w:rFonts w:ascii="Times New Roman" w:hAnsi="Times New Roman" w:cs="Times New Roman"/>
         </w:rPr>
+        <w:lastRenderedPageBreak/>
         <w:t xml:space="preserve">Indicate if a circular X-ray beam was used (or assumed) by checking the </w:t>
       </w:r>
       <w:r>
@@ -2341,7 +2280,7 @@
                     <pic:cNvPicPr/>
                   </pic:nvPicPr>
                   <pic:blipFill>
-                    <a:blip r:embed="rId8" cstate="print">
+                    <a:blip r:embed="rId7" cstate="print">
                       <a:extLst>
                         <a:ext uri="{28A0092B-C50C-407E-A947-70E740481C1C}">
                           <a14:useLocalDpi xmlns:a14="http://schemas.microsoft.com/office/drawing/2010/main" val="0"/>
@@ -7409,13 +7348,7 @@
           <w:rPr>
             <w:rFonts w:ascii="Cambria Math" w:hAnsi="Cambria Math" w:cs="Times New Roman"/>
           </w:rPr>
-          <m:t>=</m:t>
-        </m:r>
-        <m:r>
-          <w:rPr>
-            <w:rFonts w:ascii="Cambria Math" w:hAnsi="Cambria Math" w:cs="Times New Roman"/>
-          </w:rPr>
-          <m:t>a</m:t>
+          <m:t>=a</m:t>
         </m:r>
         <m:func>
           <m:funcPr>
@@ -8779,7 +8712,7 @@
                           </pic:cNvPicPr>
                         </pic:nvPicPr>
                         <pic:blipFill>
-                          <a:blip r:embed="rId9" cstate="print">
+                          <a:blip r:embed="rId8" cstate="print">
                             <a:extLst>
                               <a:ext uri="{28A0092B-C50C-407E-A947-70E740481C1C}">
                                 <a14:useLocalDpi xmlns:a14="http://schemas.microsoft.com/office/drawing/2010/main" val="0"/>
@@ -12054,7 +11987,7 @@
 </file>
 
 <file path=word/endnotes.xml><?xml version="1.0" encoding="utf-8"?>
-<w:endnotes xmlns:wpc="http://schemas.microsoft.com/office/word/2010/wordprocessingCanvas" xmlns:cx="http://schemas.microsoft.com/office/drawing/2014/chartex" xmlns:cx1="http://schemas.microsoft.com/office/drawing/2015/9/8/chartex" xmlns:cx2="http://schemas.microsoft.com/office/drawing/2015/10/21/chartex" xmlns:cx3="http://schemas.microsoft.com/office/drawing/2016/5/9/chartex" xmlns:cx4="http://schemas.microsoft.com/office/drawing/2016/5/10/chartex" xmlns:cx5="http://schemas.microsoft.com/office/drawing/2016/5/11/chartex" xmlns:cx6="http://schemas.microsoft.com/office/drawing/2016/5/12/chartex" xmlns:cx7="http://schemas.microsoft.com/office/drawing/2016/5/13/chartex" xmlns:cx8="http://schemas.microsoft.com/office/drawing/2016/5/14/chartex" xmlns:mc="http://schemas.openxmlformats.org/markup-compatibility/2006" xmlns:aink="http://schemas.microsoft.com/office/drawing/2016/ink" xmlns:am3d="http://schemas.microsoft.com/office/drawing/2017/model3d" xmlns:o="urn:schemas-microsoft-com:office:office" xmlns:oel="http://schemas.microsoft.com/office/2019/extlst" xmlns:r="http://schemas.openxmlformats.org/officeDocument/2006/relationships" xmlns:m="http://schemas.openxmlformats.org/officeDocument/2006/math" xmlns:v="urn:schemas-microsoft-com:vml" xmlns:wp14="http://schemas.microsoft.com/office/word/2010/wordprocessingDrawing" xmlns:wp="http://schemas.openxmlformats.org/drawingml/2006/wordprocessingDrawing" xmlns:w10="urn:schemas-microsoft-com:office:word" xmlns:w="http://schemas.openxmlformats.org/wordprocessingml/2006/main" xmlns:w14="http://schemas.microsoft.com/office/word/2010/wordml" xmlns:w15="http://schemas.microsoft.com/office/word/2012/wordml" xmlns:w16cex="http://schemas.microsoft.com/office/word/2018/wordml/cex" xmlns:w16cid="http://schemas.microsoft.com/office/word/2016/wordml/cid" xmlns:w16="http://schemas.microsoft.com/office/word/2018/wordml" xmlns:w16du="http://schemas.microsoft.com/office/word/2023/wordml/word16du" xmlns:w16sdtdh="http://schemas.microsoft.com/office/word/2020/wordml/sdtdatahash" xmlns:w16se="http://schemas.microsoft.com/office/word/2015/wordml/symex" xmlns:wpg="http://schemas.microsoft.com/office/word/2010/wordprocessingGroup" xmlns:wpi="http://schemas.microsoft.com/office/word/2010/wordprocessingInk" xmlns:wne="http://schemas.microsoft.com/office/word/2006/wordml" xmlns:wps="http://schemas.microsoft.com/office/word/2010/wordprocessingShape" mc:Ignorable="w14 w15 w16se w16cid w16 w16cex w16sdtdh w16du wp14">
+<w:endnotes xmlns:wpc="http://schemas.microsoft.com/office/word/2010/wordprocessingCanvas" xmlns:cx="http://schemas.microsoft.com/office/drawing/2014/chartex" xmlns:cx1="http://schemas.microsoft.com/office/drawing/2015/9/8/chartex" xmlns:cx2="http://schemas.microsoft.com/office/drawing/2015/10/21/chartex" xmlns:cx3="http://schemas.microsoft.com/office/drawing/2016/5/9/chartex" xmlns:cx4="http://schemas.microsoft.com/office/drawing/2016/5/10/chartex" xmlns:cx5="http://schemas.microsoft.com/office/drawing/2016/5/11/chartex" xmlns:cx6="http://schemas.microsoft.com/office/drawing/2016/5/12/chartex" xmlns:cx7="http://schemas.microsoft.com/office/drawing/2016/5/13/chartex" xmlns:cx8="http://schemas.microsoft.com/office/drawing/2016/5/14/chartex" xmlns:mc="http://schemas.openxmlformats.org/markup-compatibility/2006" xmlns:aink="http://schemas.microsoft.com/office/drawing/2016/ink" xmlns:am3d="http://schemas.microsoft.com/office/drawing/2017/model3d" xmlns:o="urn:schemas-microsoft-com:office:office" xmlns:oel="http://schemas.microsoft.com/office/2019/extlst" xmlns:r="http://schemas.openxmlformats.org/officeDocument/2006/relationships" xmlns:m="http://schemas.openxmlformats.org/officeDocument/2006/math" xmlns:v="urn:schemas-microsoft-com:vml" xmlns:wp14="http://schemas.microsoft.com/office/word/2010/wordprocessingDrawing" xmlns:wp="http://schemas.openxmlformats.org/drawingml/2006/wordprocessingDrawing" xmlns:w10="urn:schemas-microsoft-com:office:word" xmlns:w="http://schemas.openxmlformats.org/wordprocessingml/2006/main" xmlns:w14="http://schemas.microsoft.com/office/word/2010/wordml" xmlns:w15="http://schemas.microsoft.com/office/word/2012/wordml" xmlns:w16cex="http://schemas.microsoft.com/office/word/2018/wordml/cex" xmlns:w16cid="http://schemas.microsoft.com/office/word/2016/wordml/cid" xmlns:w16="http://schemas.microsoft.com/office/word/2018/wordml" xmlns:w16du="http://schemas.microsoft.com/office/word/2023/wordml/word16du" xmlns:w16sdtdh="http://schemas.microsoft.com/office/word/2020/wordml/sdtdatahash" xmlns:w16sdtfl="http://schemas.microsoft.com/office/word/2024/wordml/sdtformatlock" xmlns:w16se="http://schemas.microsoft.com/office/word/2015/wordml/symex" xmlns:wpg="http://schemas.microsoft.com/office/word/2010/wordprocessingGroup" xmlns:wpi="http://schemas.microsoft.com/office/word/2010/wordprocessingInk" xmlns:wne="http://schemas.microsoft.com/office/word/2006/wordml" xmlns:wps="http://schemas.microsoft.com/office/word/2010/wordprocessingShape" mc:Ignorable="w14 w15 w16se w16cid w16 w16cex w16sdtdh w16sdtfl w16du wp14">
   <w:endnote w:type="separator" w:id="-1">
     <w:p>
       <w:r>
@@ -12073,7 +12006,7 @@
 </file>
 
 <file path=word/footnotes.xml><?xml version="1.0" encoding="utf-8"?>
-<w:footnotes xmlns:wpc="http://schemas.microsoft.com/office/word/2010/wordprocessingCanvas" xmlns:cx="http://schemas.microsoft.com/office/drawing/2014/chartex" xmlns:cx1="http://schemas.microsoft.com/office/drawing/2015/9/8/chartex" xmlns:cx2="http://schemas.microsoft.com/office/drawing/2015/10/21/chartex" xmlns:cx3="http://schemas.microsoft.com/office/drawing/2016/5/9/chartex" xmlns:cx4="http://schemas.microsoft.com/office/drawing/2016/5/10/chartex" xmlns:cx5="http://schemas.microsoft.com/office/drawing/2016/5/11/chartex" xmlns:cx6="http://schemas.microsoft.com/office/drawing/2016/5/12/chartex" xmlns:cx7="http://schemas.microsoft.com/office/drawing/2016/5/13/chartex" xmlns:cx8="http://schemas.microsoft.com/office/drawing/2016/5/14/chartex" xmlns:mc="http://schemas.openxmlformats.org/markup-compatibility/2006" xmlns:aink="http://schemas.microsoft.com/office/drawing/2016/ink" xmlns:am3d="http://schemas.microsoft.com/office/drawing/2017/model3d" xmlns:o="urn:schemas-microsoft-com:office:office" xmlns:oel="http://schemas.microsoft.com/office/2019/extlst" xmlns:r="http://schemas.openxmlformats.org/officeDocument/2006/relationships" xmlns:m="http://schemas.openxmlformats.org/officeDocument/2006/math" xmlns:v="urn:schemas-microsoft-com:vml" xmlns:wp14="http://schemas.microsoft.com/office/word/2010/wordprocessingDrawing" xmlns:wp="http://schemas.openxmlformats.org/drawingml/2006/wordprocessingDrawing" xmlns:w10="urn:schemas-microsoft-com:office:word" xmlns:w="http://schemas.openxmlformats.org/wordprocessingml/2006/main" xmlns:w14="http://schemas.microsoft.com/office/word/2010/wordml" xmlns:w15="http://schemas.microsoft.com/office/word/2012/wordml" xmlns:w16cex="http://schemas.microsoft.com/office/word/2018/wordml/cex" xmlns:w16cid="http://schemas.microsoft.com/office/word/2016/wordml/cid" xmlns:w16="http://schemas.microsoft.com/office/word/2018/wordml" xmlns:w16du="http://schemas.microsoft.com/office/word/2023/wordml/word16du" xmlns:w16sdtdh="http://schemas.microsoft.com/office/word/2020/wordml/sdtdatahash" xmlns:w16se="http://schemas.microsoft.com/office/word/2015/wordml/symex" xmlns:wpg="http://schemas.microsoft.com/office/word/2010/wordprocessingGroup" xmlns:wpi="http://schemas.microsoft.com/office/word/2010/wordprocessingInk" xmlns:wne="http://schemas.microsoft.com/office/word/2006/wordml" xmlns:wps="http://schemas.microsoft.com/office/word/2010/wordprocessingShape" mc:Ignorable="w14 w15 w16se w16cid w16 w16cex w16sdtdh w16du wp14">
+<w:footnotes xmlns:wpc="http://schemas.microsoft.com/office/word/2010/wordprocessingCanvas" xmlns:cx="http://schemas.microsoft.com/office/drawing/2014/chartex" xmlns:cx1="http://schemas.microsoft.com/office/drawing/2015/9/8/chartex" xmlns:cx2="http://schemas.microsoft.com/office/drawing/2015/10/21/chartex" xmlns:cx3="http://schemas.microsoft.com/office/drawing/2016/5/9/chartex" xmlns:cx4="http://schemas.microsoft.com/office/drawing/2016/5/10/chartex" xmlns:cx5="http://schemas.microsoft.com/office/drawing/2016/5/11/chartex" xmlns:cx6="http://schemas.microsoft.com/office/drawing/2016/5/12/chartex" xmlns:cx7="http://schemas.microsoft.com/office/drawing/2016/5/13/chartex" xmlns:cx8="http://schemas.microsoft.com/office/drawing/2016/5/14/chartex" xmlns:mc="http://schemas.openxmlformats.org/markup-compatibility/2006" xmlns:aink="http://schemas.microsoft.com/office/drawing/2016/ink" xmlns:am3d="http://schemas.microsoft.com/office/drawing/2017/model3d" xmlns:o="urn:schemas-microsoft-com:office:office" xmlns:oel="http://schemas.microsoft.com/office/2019/extlst" xmlns:r="http://schemas.openxmlformats.org/officeDocument/2006/relationships" xmlns:m="http://schemas.openxmlformats.org/officeDocument/2006/math" xmlns:v="urn:schemas-microsoft-com:vml" xmlns:wp14="http://schemas.microsoft.com/office/word/2010/wordprocessingDrawing" xmlns:wp="http://schemas.openxmlformats.org/drawingml/2006/wordprocessingDrawing" xmlns:w10="urn:schemas-microsoft-com:office:word" xmlns:w="http://schemas.openxmlformats.org/wordprocessingml/2006/main" xmlns:w14="http://schemas.microsoft.com/office/word/2010/wordml" xmlns:w15="http://schemas.microsoft.com/office/word/2012/wordml" xmlns:w16cex="http://schemas.microsoft.com/office/word/2018/wordml/cex" xmlns:w16cid="http://schemas.microsoft.com/office/word/2016/wordml/cid" xmlns:w16="http://schemas.microsoft.com/office/word/2018/wordml" xmlns:w16du="http://schemas.microsoft.com/office/word/2023/wordml/word16du" xmlns:w16sdtdh="http://schemas.microsoft.com/office/word/2020/wordml/sdtdatahash" xmlns:w16sdtfl="http://schemas.microsoft.com/office/word/2024/wordml/sdtformatlock" xmlns:w16se="http://schemas.microsoft.com/office/word/2015/wordml/symex" xmlns:wpg="http://schemas.microsoft.com/office/word/2010/wordprocessingGroup" xmlns:wpi="http://schemas.microsoft.com/office/word/2010/wordprocessingInk" xmlns:wne="http://schemas.microsoft.com/office/word/2006/wordml" xmlns:wps="http://schemas.microsoft.com/office/word/2010/wordprocessingShape" mc:Ignorable="w14 w15 w16se w16cid w16 w16cex w16sdtdh w16sdtfl w16du wp14">
   <w:footnote w:type="separator" w:id="-1">
     <w:p>
       <w:r>
@@ -12092,7 +12025,7 @@
 </file>
 
 <file path=word/numbering.xml><?xml version="1.0" encoding="utf-8"?>
-<w:numbering xmlns:wpc="http://schemas.microsoft.com/office/word/2010/wordprocessingCanvas" xmlns:cx="http://schemas.microsoft.com/office/drawing/2014/chartex" xmlns:cx1="http://schemas.microsoft.com/office/drawing/2015/9/8/chartex" xmlns:cx2="http://schemas.microsoft.com/office/drawing/2015/10/21/chartex" xmlns:cx3="http://schemas.microsoft.com/office/drawing/2016/5/9/chartex" xmlns:cx4="http://schemas.microsoft.com/office/drawing/2016/5/10/chartex" xmlns:cx5="http://schemas.microsoft.com/office/drawing/2016/5/11/chartex" xmlns:cx6="http://schemas.microsoft.com/office/drawing/2016/5/12/chartex" xmlns:cx7="http://schemas.microsoft.com/office/drawing/2016/5/13/chartex" xmlns:cx8="http://schemas.microsoft.com/office/drawing/2016/5/14/chartex" xmlns:mc="http://schemas.openxmlformats.org/markup-compatibility/2006" xmlns:aink="http://schemas.microsoft.com/office/drawing/2016/ink" xmlns:am3d="http://schemas.microsoft.com/office/drawing/2017/model3d" xmlns:o="urn:schemas-microsoft-com:office:office" xmlns:oel="http://schemas.microsoft.com/office/2019/extlst" xmlns:r="http://schemas.openxmlformats.org/officeDocument/2006/relationships" xmlns:m="http://schemas.openxmlformats.org/officeDocument/2006/math" xmlns:v="urn:schemas-microsoft-com:vml" xmlns:wp14="http://schemas.microsoft.com/office/word/2010/wordprocessingDrawing" xmlns:wp="http://schemas.openxmlformats.org/drawingml/2006/wordprocessingDrawing" xmlns:w10="urn:schemas-microsoft-com:office:word" xmlns:w="http://schemas.openxmlformats.org/wordprocessingml/2006/main" xmlns:w14="http://schemas.microsoft.com/office/word/2010/wordml" xmlns:w15="http://schemas.microsoft.com/office/word/2012/wordml" xmlns:w16cex="http://schemas.microsoft.com/office/word/2018/wordml/cex" xmlns:w16cid="http://schemas.microsoft.com/office/word/2016/wordml/cid" xmlns:w16="http://schemas.microsoft.com/office/word/2018/wordml" xmlns:w16du="http://schemas.microsoft.com/office/word/2023/wordml/word16du" xmlns:w16sdtdh="http://schemas.microsoft.com/office/word/2020/wordml/sdtdatahash" xmlns:w16se="http://schemas.microsoft.com/office/word/2015/wordml/symex" xmlns:wpg="http://schemas.microsoft.com/office/word/2010/wordprocessingGroup" xmlns:wpi="http://schemas.microsoft.com/office/word/2010/wordprocessingInk" xmlns:wne="http://schemas.microsoft.com/office/word/2006/wordml" xmlns:wps="http://schemas.microsoft.com/office/word/2010/wordprocessingShape" mc:Ignorable="w14 w15 w16se w16cid w16 w16cex w16sdtdh w16du wp14">
+<w:numbering xmlns:wpc="http://schemas.microsoft.com/office/word/2010/wordprocessingCanvas" xmlns:cx="http://schemas.microsoft.com/office/drawing/2014/chartex" xmlns:cx1="http://schemas.microsoft.com/office/drawing/2015/9/8/chartex" xmlns:cx2="http://schemas.microsoft.com/office/drawing/2015/10/21/chartex" xmlns:cx3="http://schemas.microsoft.com/office/drawing/2016/5/9/chartex" xmlns:cx4="http://schemas.microsoft.com/office/drawing/2016/5/10/chartex" xmlns:cx5="http://schemas.microsoft.com/office/drawing/2016/5/11/chartex" xmlns:cx6="http://schemas.microsoft.com/office/drawing/2016/5/12/chartex" xmlns:cx7="http://schemas.microsoft.com/office/drawing/2016/5/13/chartex" xmlns:cx8="http://schemas.microsoft.com/office/drawing/2016/5/14/chartex" xmlns:mc="http://schemas.openxmlformats.org/markup-compatibility/2006" xmlns:aink="http://schemas.microsoft.com/office/drawing/2016/ink" xmlns:am3d="http://schemas.microsoft.com/office/drawing/2017/model3d" xmlns:o="urn:schemas-microsoft-com:office:office" xmlns:oel="http://schemas.microsoft.com/office/2019/extlst" xmlns:r="http://schemas.openxmlformats.org/officeDocument/2006/relationships" xmlns:m="http://schemas.openxmlformats.org/officeDocument/2006/math" xmlns:v="urn:schemas-microsoft-com:vml" xmlns:wp14="http://schemas.microsoft.com/office/word/2010/wordprocessingDrawing" xmlns:wp="http://schemas.openxmlformats.org/drawingml/2006/wordprocessingDrawing" xmlns:w10="urn:schemas-microsoft-com:office:word" xmlns:w="http://schemas.openxmlformats.org/wordprocessingml/2006/main" xmlns:w14="http://schemas.microsoft.com/office/word/2010/wordml" xmlns:w15="http://schemas.microsoft.com/office/word/2012/wordml" xmlns:w16cex="http://schemas.microsoft.com/office/word/2018/wordml/cex" xmlns:w16cid="http://schemas.microsoft.com/office/word/2016/wordml/cid" xmlns:w16="http://schemas.microsoft.com/office/word/2018/wordml" xmlns:w16du="http://schemas.microsoft.com/office/word/2023/wordml/word16du" xmlns:w16sdtdh="http://schemas.microsoft.com/office/word/2020/wordml/sdtdatahash" xmlns:w16sdtfl="http://schemas.microsoft.com/office/word/2024/wordml/sdtformatlock" xmlns:w16se="http://schemas.microsoft.com/office/word/2015/wordml/symex" xmlns:wpg="http://schemas.microsoft.com/office/word/2010/wordprocessingGroup" xmlns:wpi="http://schemas.microsoft.com/office/word/2010/wordprocessingInk" xmlns:wne="http://schemas.microsoft.com/office/word/2006/wordml" xmlns:wps="http://schemas.microsoft.com/office/word/2010/wordprocessingShape" mc:Ignorable="w14 w15 w16se w16cid w16 w16cex w16sdtdh w16sdtfl w16du wp14">
   <w:abstractNum w:abstractNumId="0" w15:restartNumberingAfterBreak="0">
     <w:nsid w:val="078A56F4"/>
     <w:multiLevelType w:val="hybridMultilevel"/>
@@ -13663,7 +13596,7 @@
 </file>
 
 <file path=word/styles.xml><?xml version="1.0" encoding="utf-8"?>
-<w:styles xmlns:mc="http://schemas.openxmlformats.org/markup-compatibility/2006" xmlns:r="http://schemas.openxmlformats.org/officeDocument/2006/relationships" xmlns:w="http://schemas.openxmlformats.org/wordprocessingml/2006/main" xmlns:w14="http://schemas.microsoft.com/office/word/2010/wordml" xmlns:w15="http://schemas.microsoft.com/office/word/2012/wordml" xmlns:w16cex="http://schemas.microsoft.com/office/word/2018/wordml/cex" xmlns:w16cid="http://schemas.microsoft.com/office/word/2016/wordml/cid" xmlns:w16="http://schemas.microsoft.com/office/word/2018/wordml" xmlns:w16du="http://schemas.microsoft.com/office/word/2023/wordml/word16du" xmlns:w16sdtdh="http://schemas.microsoft.com/office/word/2020/wordml/sdtdatahash" xmlns:w16se="http://schemas.microsoft.com/office/word/2015/wordml/symex" mc:Ignorable="w14 w15 w16se w16cid w16 w16cex w16sdtdh w16du">
+<w:styles xmlns:mc="http://schemas.openxmlformats.org/markup-compatibility/2006" xmlns:r="http://schemas.openxmlformats.org/officeDocument/2006/relationships" xmlns:w="http://schemas.openxmlformats.org/wordprocessingml/2006/main" xmlns:w14="http://schemas.microsoft.com/office/word/2010/wordml" xmlns:w15="http://schemas.microsoft.com/office/word/2012/wordml" xmlns:w16cex="http://schemas.microsoft.com/office/word/2018/wordml/cex" xmlns:w16cid="http://schemas.microsoft.com/office/word/2016/wordml/cid" xmlns:w16="http://schemas.microsoft.com/office/word/2018/wordml" xmlns:w16du="http://schemas.microsoft.com/office/word/2023/wordml/word16du" xmlns:w16sdtdh="http://schemas.microsoft.com/office/word/2020/wordml/sdtdatahash" xmlns:w16sdtfl="http://schemas.microsoft.com/office/word/2024/wordml/sdtformatlock" xmlns:w16se="http://schemas.microsoft.com/office/word/2015/wordml/symex" mc:Ignorable="w14 w15 w16se w16cid w16 w16cex w16sdtdh w16sdtfl w16du">
   <w:docDefaults>
     <w:rPrDefault>
       <w:rPr>
